--- a/1952.1/1952年1月1日，与罗光禄的谈话__LLM初注.docx
+++ b/1952.1/1952年1月1日，与罗光禄的谈话__LLM初注.docx
@@ -40,11 +40,20 @@
       <w:r>
         <w:rPr>
           <w:rStyle w:val="FootnoteReference"/>
-        </w:rPr>
+          <w:vertAlign w:val="superscript"/>
+        </w:rPr>
+        <w:t>[</w:t>
         <w:footnoteReference w:id="4"/>
-      </w:r>
-      <w:r>
-        <w:rPr/>
+        <w:t>]</w:t>
+      </w:r>
+      <w:r>
+        <w:rPr>
+          <w:rFonts w:hint="eastAsia" w:ascii="黑体" w:hAnsi="黑体" w:eastAsia="黑体" w:cs="黑体"/>
+          <w:sz w:val="44"/>
+          <w:szCs w:val="44"/>
+          <w:vertAlign w:val="baseline"/>
+          <w:lang w:val="en-US" w:eastAsia="zh-CN"/>
+        </w:rPr>
         <w:t xml:space="preserve">的谈话</w:t>
       </w:r>
       <w:r>
@@ -59,13 +68,16 @@
       </w:r>
       <w:r>
         <w:rPr>
+          <w:rStyle w:val="FootnoteReference"/>
           <w:rFonts w:hint="eastAsia" w:ascii="仿宋" w:hAnsi="仿宋" w:eastAsia="仿宋" w:cs="仿宋"/>
           <w:sz w:val="36"/>
           <w:szCs w:val="36"/>
           <w:vertAlign w:val="superscript"/>
           <w:lang w:val="en-US" w:eastAsia="zh-CN"/>
         </w:rPr>
+        <w:t>[</w:t>
         <w:footnoteReference w:id="0"/>
+        <w:t>]</w:t>
       </w:r>
       <w:r>
         <w:rPr>
@@ -148,21 +160,35 @@
       <w:r>
         <w:rPr>
           <w:rStyle w:val="FootnoteReference"/>
-        </w:rPr>
+          <w:vertAlign w:val="superscript"/>
+        </w:rPr>
+        <w:t>[</w:t>
         <w:footnoteReference w:id="5"/>
-      </w:r>
-      <w:r>
-        <w:rPr/>
+        <w:t>]</w:t>
+      </w:r>
+      <w:r>
+        <w:rPr>
+          <w:rFonts w:hint="eastAsia" w:ascii="仿宋" w:hAnsi="仿宋" w:eastAsia="仿宋"/>
+          <w:sz w:val="32"/>
+          <w:szCs w:val="32"/>
+        </w:rPr>
         <w:t>同志睡了，你直接去办。要谭政</w:t>
       </w:r>
       <w:r>
         <w:rPr>
           <w:rStyle w:val="FootnoteReference"/>
-        </w:rPr>
+          <w:vertAlign w:val="superscript"/>
+        </w:rPr>
+        <w:t>[</w:t>
         <w:footnoteReference w:id="6"/>
-      </w:r>
-      <w:r>
-        <w:rPr/>
+        <w:t>]</w:t>
+      </w:r>
+      <w:r>
+        <w:rPr>
+          <w:rFonts w:hint="eastAsia" w:ascii="仿宋" w:hAnsi="仿宋" w:eastAsia="仿宋"/>
+          <w:sz w:val="32"/>
+          <w:szCs w:val="32"/>
+        </w:rPr>
         <w:t xml:space="preserve">同志亲收，要取回他的收条。</w:t>
       </w:r>
     </w:p>

--- a/1952.1/1952年1月1日，与罗光禄的谈话__LLM初注.docx
+++ b/1952.1/1952年1月1日，与罗光禄的谈话__LLM初注.docx
@@ -42,9 +42,16 @@
           <w:rStyle w:val="FootnoteReference"/>
           <w:vertAlign w:val="superscript"/>
         </w:rPr>
-        <w:t>[</w:t>
+        <w:t>[1]</w:t>
+      </w:r>
+      <w:r>
+        <w:rPr>
+          <w:rStyle w:val="FootnoteReference"/>
+          <w:vertAlign w:val="superscript"/>
+          <w:vanish/>
+          <w:specVanish/>
+        </w:rPr>
         <w:footnoteReference w:id="4"/>
-        <w:t>]</w:t>
       </w:r>
       <w:r>
         <w:rPr>
@@ -58,36 +65,19 @@
       </w:r>
       <w:r>
         <w:rPr>
-          <w:rFonts w:hint="eastAsia" w:ascii="仿宋" w:hAnsi="仿宋" w:eastAsia="仿宋" w:cs="仿宋"/>
-          <w:sz w:val="36"/>
-          <w:szCs w:val="36"/>
+          <w:rStyle w:val="FootnoteReference"/>
           <w:vertAlign w:val="superscript"/>
-          <w:lang w:val="en-US" w:eastAsia="zh-CN"/>
-        </w:rPr>
-        <w:t>[</w:t>
+        </w:rPr>
+        <w:t>[2]</w:t>
       </w:r>
       <w:r>
         <w:rPr>
           <w:rStyle w:val="FootnoteReference"/>
-          <w:rFonts w:hint="eastAsia" w:ascii="仿宋" w:hAnsi="仿宋" w:eastAsia="仿宋" w:cs="仿宋"/>
-          <w:sz w:val="36"/>
-          <w:szCs w:val="36"/>
           <w:vertAlign w:val="superscript"/>
-          <w:lang w:val="en-US" w:eastAsia="zh-CN"/>
-        </w:rPr>
-        <w:t>[</w:t>
+          <w:vanish/>
+          <w:specVanish/>
+        </w:rPr>
         <w:footnoteReference w:id="0"/>
-        <w:t>]</w:t>
-      </w:r>
-      <w:r>
-        <w:rPr>
-          <w:rFonts w:hint="eastAsia" w:ascii="仿宋" w:hAnsi="仿宋" w:eastAsia="仿宋" w:cs="仿宋"/>
-          <w:sz w:val="36"/>
-          <w:szCs w:val="36"/>
-          <w:vertAlign w:val="superscript"/>
-          <w:lang w:val="en-US" w:eastAsia="zh-CN"/>
-        </w:rPr>
-        <w:t>]</w:t>
       </w:r>
     </w:p>
     <w:p>
@@ -162,9 +152,16 @@
           <w:rStyle w:val="FootnoteReference"/>
           <w:vertAlign w:val="superscript"/>
         </w:rPr>
-        <w:t>[</w:t>
+        <w:t>[3]</w:t>
+      </w:r>
+      <w:r>
+        <w:rPr>
+          <w:rStyle w:val="FootnoteReference"/>
+          <w:vertAlign w:val="superscript"/>
+          <w:vanish/>
+          <w:specVanish/>
+        </w:rPr>
         <w:footnoteReference w:id="5"/>
-        <w:t>]</w:t>
       </w:r>
       <w:r>
         <w:rPr>
@@ -179,9 +176,16 @@
           <w:rStyle w:val="FootnoteReference"/>
           <w:vertAlign w:val="superscript"/>
         </w:rPr>
-        <w:t>[</w:t>
+        <w:t>[4]</w:t>
+      </w:r>
+      <w:r>
+        <w:rPr>
+          <w:rStyle w:val="FootnoteReference"/>
+          <w:vertAlign w:val="superscript"/>
+          <w:vanish/>
+          <w:specVanish/>
+        </w:rPr>
         <w:footnoteReference w:id="6"/>
-        <w:t>]</w:t>
       </w:r>
       <w:r>
         <w:rPr>
@@ -338,33 +342,19 @@
       </w:pPr>
       <w:r>
         <w:rPr>
+          <w:rStyle w:val="FootnoteReference"/>
+        </w:rPr>
+        <w:t>[2]</w:t>
+      </w:r>
+      <w:r>
+        <w:rPr>
           <w:rFonts w:hint="eastAsia" w:asciiTheme="minorEastAsia" w:hAnsiTheme="minorEastAsia" w:eastAsiaTheme="minorEastAsia" w:cstheme="minorBidi"/>
           <w:kern w:val="2"/>
           <w:sz w:val="21"/>
           <w:szCs w:val="21"/>
           <w:lang w:val="en-US" w:eastAsia="zh-CN" w:bidi="ar-SA"/>
         </w:rPr>
-        <w:t>[</w:t>
-      </w:r>
-      <w:r>
-        <w:rPr>
-          <w:rFonts w:hint="eastAsia" w:asciiTheme="minorEastAsia" w:hAnsiTheme="minorEastAsia" w:eastAsiaTheme="minorEastAsia" w:cstheme="minorBidi"/>
-          <w:kern w:val="2"/>
-          <w:sz w:val="21"/>
-          <w:szCs w:val="21"/>
-          <w:lang w:val="en-US" w:eastAsia="zh-CN" w:bidi="ar-SA"/>
-        </w:rPr>
-        <w:footnoteRef/>
-      </w:r>
-      <w:r>
-        <w:rPr>
-          <w:rFonts w:hint="eastAsia" w:asciiTheme="minorEastAsia" w:hAnsiTheme="minorEastAsia" w:eastAsiaTheme="minorEastAsia" w:cstheme="minorBidi"/>
-          <w:kern w:val="2"/>
-          <w:sz w:val="21"/>
-          <w:szCs w:val="21"/>
-          <w:lang w:val="en-US" w:eastAsia="zh-CN" w:bidi="ar-SA"/>
-        </w:rPr>
-        <w:t>]关于这个谈话</w:t>
+        <w:t>关于这个谈话</w:t>
       </w:r>
       <w:bookmarkStart w:id="0" w:name="_GoBack"/>
       <w:bookmarkEnd w:id="0"/>
@@ -477,13 +467,9 @@
       </w:pPr>
       <w:r>
         <w:rPr>
-          <w:rFonts w:asciiTheme="minorEastAsia" w:hAnsiTheme="minorEastAsia" w:eastAsiaTheme="minorEastAsia" w:cstheme="minorBidi"/>
-          <w:kern w:val="2"/>
-          <w:sz w:val="21"/>
-          <w:szCs w:val="21"/>
-          <w:lang w:val="en-US" w:eastAsia="zh-CN" w:bidi="ar-SA"/>
-        </w:rPr>
-        <w:footnoteRef/>
+          <w:rStyle w:val="FootnoteReference"/>
+        </w:rPr>
+        <w:t>[1]</w:t>
       </w:r>
       <w:r>
         <w:rPr>
@@ -510,13 +496,9 @@
       </w:pPr>
       <w:r>
         <w:rPr>
-          <w:rFonts w:asciiTheme="minorEastAsia" w:hAnsiTheme="minorEastAsia" w:eastAsiaTheme="minorEastAsia" w:cstheme="minorBidi"/>
-          <w:kern w:val="2"/>
-          <w:sz w:val="21"/>
-          <w:szCs w:val="21"/>
-          <w:lang w:val="en-US" w:eastAsia="zh-CN" w:bidi="ar-SA"/>
-        </w:rPr>
-        <w:footnoteRef/>
+          <w:rStyle w:val="FootnoteReference"/>
+        </w:rPr>
+        <w:t>[3]</w:t>
       </w:r>
       <w:r>
         <w:rPr>
@@ -543,13 +525,9 @@
       </w:pPr>
       <w:r>
         <w:rPr>
-          <w:rFonts w:asciiTheme="minorEastAsia" w:hAnsiTheme="minorEastAsia" w:eastAsiaTheme="minorEastAsia" w:cstheme="minorBidi"/>
-          <w:kern w:val="2"/>
-          <w:sz w:val="21"/>
-          <w:szCs w:val="21"/>
-          <w:lang w:val="en-US" w:eastAsia="zh-CN" w:bidi="ar-SA"/>
-        </w:rPr>
-        <w:footnoteRef/>
+          <w:rStyle w:val="FootnoteReference"/>
+        </w:rPr>
+        <w:t>[4]</w:t>
       </w:r>
       <w:r>
         <w:rPr>
